--- a/docs/homeworks/quarto_homework/quarto_report_homework.docx
+++ b/docs/homeworks/quarto_homework/quarto_report_homework.docx
@@ -7,7 +7,7 @@
         <w:pStyle w:val="Title"/>
       </w:pPr>
       <w:r>
-        <w:t xml:space="preserve">Homework 05 — Write Your Analysis as a Report</w:t>
+        <w:t xml:space="preserve">Homework 07 — Write Your Analysis as a Report</w:t>
       </w:r>
     </w:p>
     <w:p>
@@ -33,7 +33,7 @@
         </w:pict>
       </w:r>
     </w:p>
-    <w:bookmarkStart w:id="12" w:name="overview"/>
+    <w:bookmarkStart w:id="15" w:name="overview"/>
     <w:p>
       <w:pPr>
         <w:pStyle w:val="Heading1"/>
@@ -417,14 +417,210 @@
       </w:tr>
     </w:tbl>
     <w:p>
+      <w:pPr>
+        <w:pStyle w:val="BodyText"/>
+      </w:pPr>
+      <w:r>
+        <w:t xml:space="preserve"> </w:t>
+      </w:r>
+    </w:p>
+    <w:tbl>
+      <w:tblPr>
+        <w:tblStyle w:val="Table"/>
+        <w:tblLook w:firstRow="0" w:lastRow="0" w:firstColumn="0" w:lastColumn="0" w:noHBand="0" w:noVBand="0" w:val="0000"/>
+        <w:tblBorders>
+          <w:top w:val="single" w:sz="4" w:space="0" w:color="EB9113"/>
+          <w:left w:val="single" w:sz="24" w:space="0" w:color="EB9113"/>
+          <w:bottom w:val="single" w:sz="4" w:space="0" w:color="EB9113"/>
+          <w:right w:val="single" w:sz="4" w:space="0" w:color="EB9113"/>
+        </w:tblBorders>
+        <w:tblCellMar>
+          <w:left w:w="144" w:type="dxa"/>
+          <w:right w:w="144" w:type="dxa"/>
+        </w:tblCellMar>
+        <w:tblLook w:firstRow="0" w:lastRow="0" w:firstColumn="0" w:lastColumn="0" w:noHBand="0" w:noVBand="0" w:val="0000"/>
+      </w:tblPr>
+      <w:tr>
+        <w:trPr>
+          <w:cantSplit/>
+        </w:trPr>
+        <w:tc>
+          <w:tcPr>
+            <w:shd w:color="auto" w:fill="fcefdc" w:val="clear"/>
+            <w:tcMar>
+              <w:top w:w="92" w:type="dxa"/>
+              <w:bottom w:w="92" w:type="dxa"/>
+            </w:tcMar>
+          </w:tcPr>
+          <w:p>
+            <w:pPr>
+              <w:pStyle w:val="BodyText"/>
+            </w:pPr>
+            <w:pPr>
+              <w:spacing w:before="0" w:after="0"/>
+              <w:textAlignment w:val="center"/>
+            </w:pPr>
+            <w:r>
+              <w:drawing>
+                <wp:inline>
+                  <wp:extent cx="152400" cy="152400"/>
+                  <wp:effectExtent b="0" l="0" r="0" t="0"/>
+                  <wp:docPr descr="" title="" id="13" name="Picture"/>
+                  <a:graphic>
+                    <a:graphicData uri="http://schemas.openxmlformats.org/drawingml/2006/picture">
+                      <pic:pic>
+                        <pic:nvPicPr>
+                          <pic:cNvPr descr="/Applications/Positron.app/Contents/Resources/app/quarto/share/formats/docx/warning.png" id="14" name="Picture"/>
+                          <pic:cNvPicPr>
+                            <a:picLocks noChangeArrowheads="1" noChangeAspect="1"/>
+                          </pic:cNvPicPr>
+                        </pic:nvPicPr>
+                        <pic:blipFill>
+                          <a:blip r:embed="rId12"/>
+                          <a:stretch>
+                            <a:fillRect/>
+                          </a:stretch>
+                        </pic:blipFill>
+                        <pic:spPr bwMode="auto">
+                          <a:xfrm>
+                            <a:off x="0" y="0"/>
+                            <a:ext cx="152400" cy="152400"/>
+                          </a:xfrm>
+                          <a:prstGeom prst="rect">
+                            <a:avLst/>
+                          </a:prstGeom>
+                          <a:noFill/>
+                          <a:ln w="9525">
+                            <a:noFill/>
+                            <a:headEnd/>
+                            <a:tailEnd/>
+                          </a:ln>
+                        </pic:spPr>
+                      </pic:pic>
+                    </a:graphicData>
+                  </a:graphic>
+                </wp:inline>
+              </w:drawing>
+            </w:r>
+            <w:r>
+              <w:t xml:space="preserve"> </w:t>
+            </w:r>
+            <w:r>
+              <w:t xml:space="preserve"> </w:t>
+            </w:r>
+            <w:r>
+              <w:t xml:space="preserve">Warning</w:t>
+            </w:r>
+          </w:p>
+        </w:tc>
+      </w:tr>
+      <w:tr>
+        <w:trPr>
+          <w:cantSplit/>
+        </w:trPr>
+        <w:tc>
+          <w:tcPr>
+            <w:tcMar>
+              <w:top w:w="108" w:type="dxa"/>
+              <w:bottom w:w="108" w:type="dxa"/>
+            </w:tcMar>
+          </w:tcPr>
+          <w:p>
+            <w:pPr>
+              <w:pStyle w:val="BodyText"/>
+            </w:pPr>
+            <w:pPr>
+              <w:spacing w:before="16" w:after="16"/>
+            </w:pPr>
+            <w:r>
+              <w:rPr>
+                <w:b/>
+                <w:bCs/>
+              </w:rPr>
+              <w:t xml:space="preserve">✋ Parts 8 and 9 (below) must be answered by hand.</w:t>
+            </w:r>
+            <w:r>
+              <w:t xml:space="preserve"> </w:t>
+            </w:r>
+            <w:r>
+              <w:t xml:space="preserve">Write them on paper, take a clear photo, and embed the photo directly in your rendered report with a normal Markdown image link —</w:t>
+            </w:r>
+            <w:r>
+              <w:t xml:space="preserve"> </w:t>
+            </w:r>
+            <w:r>
+              <w:rPr>
+                <w:rStyle w:val="VerbatimChar"/>
+              </w:rPr>
+              <w:t xml:space="preserve">![](figures/q8_handwriting.jpg)</w:t>
+            </w:r>
+            <w:r>
+              <w:t xml:space="preserve"> </w:t>
+            </w:r>
+            <w:r>
+              <w:t xml:space="preserve">— saved into your project’s</w:t>
+            </w:r>
+            <w:r>
+              <w:t xml:space="preserve"> </w:t>
+            </w:r>
+            <w:r>
+              <w:rPr>
+                <w:rStyle w:val="VerbatimChar"/>
+              </w:rPr>
+              <w:t xml:space="preserve">figures/</w:t>
+            </w:r>
+            <w:r>
+              <w:t xml:space="preserve"> </w:t>
+            </w:r>
+            <w:r>
+              <w:t xml:space="preserve">folder like any other image. A typed answer to Part 8 or 9 receives</w:t>
+            </w:r>
+            <w:r>
+              <w:t xml:space="preserve"> </w:t>
+            </w:r>
+            <w:r>
+              <w:rPr>
+                <w:b/>
+                <w:bCs/>
+              </w:rPr>
+              <w:t xml:space="preserve">at most half credit even if it is completely correct</w:t>
+            </w:r>
+            <w:r>
+              <w:t xml:space="preserve"> </w:t>
+            </w:r>
+            <w:r>
+              <w:t xml:space="preserve">— I am not grading whether the answer is right, I am grading whether</w:t>
+            </w:r>
+            <w:r>
+              <w:t xml:space="preserve"> </w:t>
+            </w:r>
+            <w:r>
+              <w:rPr>
+                <w:i/>
+                <w:iCs/>
+              </w:rPr>
+              <w:t xml:space="preserve">you</w:t>
+            </w:r>
+            <w:r>
+              <w:t xml:space="preserve"> </w:t>
+            </w:r>
+            <w:r>
+              <w:t xml:space="preserve">produced it. Parts 1–7 and the checklist are still typed/coded as normal.</w:t>
+            </w:r>
+          </w:p>
+          <w:p/>
+        </w:tc>
+      </w:tr>
+    </w:tbl>
+    <w:p>
       <w:r>
         <w:pict>
           <v:rect style="width:0;height:1.5pt" o:hralign="center" o:hrstd="t" o:hr="t"/>
         </w:pict>
       </w:r>
     </w:p>
-    <w:bookmarkEnd w:id="12"/>
-    <w:bookmarkStart w:id="13" w:name="Xa746084dceb737f79778474e4a0a388f7e0127a"/>
+    <w:bookmarkEnd w:id="15"/>
+    <w:bookmarkStart w:id="16" w:name="Xa746084dceb737f79778474e4a0a388f7e0127a"/>
     <w:p>
       <w:pPr>
         <w:pStyle w:val="Heading1"/>
@@ -779,8 +975,8 @@
         </w:pict>
       </w:r>
     </w:p>
-    <w:bookmarkEnd w:id="13"/>
-    <w:bookmarkStart w:id="17" w:name="Xba13715f2d69cdb81daa6f5caa43773a2e61864"/>
+    <w:bookmarkEnd w:id="16"/>
+    <w:bookmarkStart w:id="19" w:name="Xba13715f2d69cdb81daa6f5caa43773a2e61864"/>
     <w:p>
       <w:pPr>
         <w:pStyle w:val="Heading1"/>
@@ -965,18 +1161,18 @@
                 <wp:inline>
                   <wp:extent cx="152400" cy="152400"/>
                   <wp:effectExtent b="0" l="0" r="0" t="0"/>
-                  <wp:docPr descr="" title="" id="15" name="Picture"/>
+                  <wp:docPr descr="" title="" id="17" name="Picture"/>
                   <a:graphic>
                     <a:graphicData uri="http://schemas.openxmlformats.org/drawingml/2006/picture">
                       <pic:pic>
                         <pic:nvPicPr>
-                          <pic:cNvPr descr="/Applications/Positron.app/Contents/Resources/app/quarto/share/formats/docx/warning.png" id="16" name="Picture"/>
+                          <pic:cNvPr descr="/Applications/Positron.app/Contents/Resources/app/quarto/share/formats/docx/warning.png" id="18" name="Picture"/>
                           <pic:cNvPicPr>
                             <a:picLocks noChangeArrowheads="1" noChangeAspect="1"/>
                           </pic:cNvPicPr>
                         </pic:nvPicPr>
                         <pic:blipFill>
-                          <a:blip r:embed="rId14"/>
+                          <a:blip r:embed="rId12"/>
                           <a:stretch>
                             <a:fillRect/>
                           </a:stretch>
@@ -1086,8 +1282,8 @@
         </w:pict>
       </w:r>
     </w:p>
-    <w:bookmarkEnd w:id="17"/>
-    <w:bookmarkStart w:id="18" w:name="X7bde4d44245c74527cdd913a99a006d46d4daaf"/>
+    <w:bookmarkEnd w:id="19"/>
+    <w:bookmarkStart w:id="20" w:name="X7bde4d44245c74527cdd913a99a006d46d4daaf"/>
     <w:p>
       <w:pPr>
         <w:pStyle w:val="Heading1"/>
@@ -1101,32 +1297,75 @@
         <w:pStyle w:val="FirstParagraph"/>
       </w:pPr>
       <w:r>
-        <w:t xml:space="preserve">Use</w:t>
-      </w:r>
-      <w:r>
-        <w:t xml:space="preserve"> </w:t>
-      </w:r>
-      <w:r>
-        <w:rPr>
-          <w:b/>
-          <w:bCs/>
-        </w:rPr>
-        <w:t xml:space="preserve">inline code</w:t>
-      </w:r>
-      <w:r>
-        <w:t xml:space="preserve"> </w:t>
-      </w:r>
-      <w:r>
-        <w:t xml:space="preserve">(</w:t>
+        <w:t xml:space="preserve">Report your numbers by</w:t>
+      </w:r>
+      <w:r>
+        <w:t xml:space="preserve"> </w:t>
+      </w:r>
+      <w:r>
+        <w:rPr>
+          <w:b/>
+          <w:bCs/>
+        </w:rPr>
+        <w:t xml:space="preserve">printing them from a code chunk</w:t>
+      </w:r>
+      <w:r>
+        <w:t xml:space="preserve"> </w:t>
+      </w:r>
+      <w:r>
+        <w:t xml:space="preserve">— a small</w:t>
+      </w:r>
+      <w:r>
+        <w:t xml:space="preserve"> </w:t>
       </w:r>
       <w:r>
         <w:rPr>
           <w:rStyle w:val="VerbatimChar"/>
         </w:rPr>
-        <w:t xml:space="preserve">`r ... `</w:t>
-      </w:r>
-      <w:r>
-        <w:t xml:space="preserve">) so at least</w:t>
+        <w:t xml:space="preserve">kable()</w:t>
+      </w:r>
+      <w:r>
+        <w:t xml:space="preserve"> </w:t>
+      </w:r>
+      <w:r>
+        <w:t xml:space="preserve">table or the model summary — and then referring to that output in your sentences</w:t>
+      </w:r>
+      <w:r>
+        <w:t xml:space="preserve"> </w:t>
+      </w:r>
+      <w:r>
+        <w:t xml:space="preserve">(for example,</w:t>
+      </w:r>
+      <w:r>
+        <w:t xml:space="preserve"> </w:t>
+      </w:r>
+      <w:r>
+        <w:t xml:space="preserve">“the mean weights are in Table 1”</w:t>
+      </w:r>
+      <w:r>
+        <w:t xml:space="preserve">). Do</w:t>
+      </w:r>
+      <w:r>
+        <w:t xml:space="preserve"> </w:t>
+      </w:r>
+      <w:r>
+        <w:rPr>
+          <w:b/>
+          <w:bCs/>
+        </w:rPr>
+        <w:t xml:space="preserve">not</w:t>
+      </w:r>
+      <w:r>
+        <w:t xml:space="preserve"> </w:t>
+      </w:r>
+      <w:r>
+        <w:t xml:space="preserve">paste numbers in by</w:t>
+      </w:r>
+      <w:r>
+        <w:t xml:space="preserve"> </w:t>
+      </w:r>
+      <w:r>
+        <w:t xml:space="preserve">hand. At least</w:t>
       </w:r>
       <w:r>
         <w:t xml:space="preserve"> </w:t>
@@ -1142,7 +1381,13 @@
         <w:t xml:space="preserve"> </w:t>
       </w:r>
       <w:r>
-        <w:t xml:space="preserve">numbers in your writing are computed, not typed. For example, a mean, a</w:t>
+        <w:t xml:space="preserve">numbers in your writing should come from a printed chunk,</w:t>
+      </w:r>
+      <w:r>
+        <w:t xml:space="preserve"> </w:t>
+      </w:r>
+      <w:r>
+        <w:t xml:space="preserve">not a typed value — for example a mean, a</w:t>
       </w:r>
       <w:r>
         <w:t xml:space="preserve"> </w:t>
@@ -1167,36 +1412,7 @@
           <w:b/>
           <w:bCs/>
         </w:rPr>
-        <w:t xml:space="preserve">Q5 — Write out the two sentences that use inline code (show the</w:t>
-      </w:r>
-      <w:r>
-        <w:rPr>
-          <w:b/>
-          <w:bCs/>
-        </w:rPr>
-        <w:t xml:space="preserve"> </w:t>
-      </w:r>
-      <w:r>
-        <w:rPr>
-          <w:rStyle w:val="VerbatimChar"/>
-          <w:b/>
-          <w:bCs/>
-        </w:rPr>
-        <w:t xml:space="preserve">`r `</w:t>
-      </w:r>
-      <w:r>
-        <w:rPr>
-          <w:b/>
-          <w:bCs/>
-        </w:rPr>
-        <w:t xml:space="preserve"> </w:t>
-      </w:r>
-      <w:r>
-        <w:rPr>
-          <w:b/>
-          <w:bCs/>
-        </w:rPr>
-        <w:t xml:space="preserve">you used):</w:t>
+        <w:t xml:space="preserve">Q5 — Write out the two sentences that report a computed number, and name the table or chunk output each one refers to:</w:t>
       </w:r>
     </w:p>
     <w:p>
@@ -1239,8 +1455,8 @@
         </w:pict>
       </w:r>
     </w:p>
-    <w:bookmarkEnd w:id="18"/>
-    <w:bookmarkStart w:id="22" w:name="X7f4c1eaa91a87a9effc6a8e6db27dee6b14f9e2"/>
+    <w:bookmarkEnd w:id="20"/>
+    <w:bookmarkStart w:id="24" w:name="X7f4c1eaa91a87a9effc6a8e6db27dee6b14f9e2"/>
     <w:p>
       <w:pPr>
         <w:pStyle w:val="Heading1"/>
@@ -1363,18 +1579,18 @@
                 <wp:inline>
                   <wp:extent cx="152400" cy="152400"/>
                   <wp:effectExtent b="0" l="0" r="0" t="0"/>
-                  <wp:docPr descr="" title="" id="20" name="Picture"/>
+                  <wp:docPr descr="" title="" id="22" name="Picture"/>
                   <a:graphic>
                     <a:graphicData uri="http://schemas.openxmlformats.org/drawingml/2006/picture">
                       <pic:pic>
                         <pic:nvPicPr>
-                          <pic:cNvPr descr="/Applications/Positron.app/Contents/Resources/app/quarto/share/formats/docx/note.png" id="21" name="Picture"/>
+                          <pic:cNvPr descr="/Applications/Positron.app/Contents/Resources/app/quarto/share/formats/docx/note.png" id="23" name="Picture"/>
                           <pic:cNvPicPr>
                             <a:picLocks noChangeArrowheads="1" noChangeAspect="1"/>
                           </pic:cNvPicPr>
                         </pic:nvPicPr>
                         <pic:blipFill>
-                          <a:blip r:embed="rId19"/>
+                          <a:blip r:embed="rId21"/>
                           <a:stretch>
                             <a:fillRect/>
                           </a:stretch>
@@ -1475,8 +1691,8 @@
         </w:pict>
       </w:r>
     </w:p>
-    <w:bookmarkEnd w:id="22"/>
-    <w:bookmarkStart w:id="23" w:name="Xe4b2dc111ca0235d04043f85abce7b6909070ea"/>
+    <w:bookmarkEnd w:id="24"/>
+    <w:bookmarkStart w:id="25" w:name="Xe4b2dc111ca0235d04043f85abce7b6909070ea"/>
     <w:p>
       <w:pPr>
         <w:pStyle w:val="Heading1"/>
@@ -1568,8 +1784,8 @@
         </w:pict>
       </w:r>
     </w:p>
-    <w:bookmarkEnd w:id="23"/>
-    <w:bookmarkStart w:id="24" w:name="part-6-render-to-word-see-lecture-05"/>
+    <w:bookmarkEnd w:id="25"/>
+    <w:bookmarkStart w:id="26" w:name="part-6-render-to-word-see-lecture-05"/>
     <w:p>
       <w:pPr>
         <w:pStyle w:val="Heading1"/>
@@ -1658,14 +1874,14 @@
         </w:pict>
       </w:r>
     </w:p>
-    <w:bookmarkEnd w:id="24"/>
-    <w:bookmarkStart w:id="25" w:name="submission-checklist"/>
+    <w:bookmarkEnd w:id="26"/>
+    <w:bookmarkStart w:id="27" w:name="X18cb423450e02858fc63a549a0c4ca5bb028080"/>
     <w:p>
       <w:pPr>
         <w:pStyle w:val="Heading1"/>
       </w:pPr>
       <w:r>
-        <w:t xml:space="preserve">Submission checklist</w:t>
+        <w:t xml:space="preserve">Part 7 · Push it further — cross-referencing (new material)</w:t>
       </w:r>
     </w:p>
     <w:p>
@@ -1673,7 +1889,500 @@
         <w:pStyle w:val="FirstParagraph"/>
       </w:pPr>
       <w:r>
-        <w:t xml:space="preserve">Before uploading to Canvas, confirm:</w:t>
+        <w:t xml:space="preserve">Everything so far was covered in Lecture 05/Worksheet 05. Quarto can also</w:t>
+      </w:r>
+      <w:r>
+        <w:t xml:space="preserve"> </w:t>
+      </w:r>
+      <w:r>
+        <w:rPr>
+          <w:b/>
+          <w:bCs/>
+        </w:rPr>
+        <w:t xml:space="preserve">number and cross-reference</w:t>
+      </w:r>
+      <w:r>
+        <w:t xml:space="preserve"> </w:t>
+      </w:r>
+      <w:r>
+        <w:t xml:space="preserve">your table and figure automatically, so your prose says</w:t>
+      </w:r>
+      <w:r>
+        <w:t xml:space="preserve"> </w:t>
+      </w:r>
+      <w:r>
+        <w:t xml:space="preserve">“as shown in Table 1”</w:t>
+      </w:r>
+      <w:r>
+        <w:t xml:space="preserve"> </w:t>
+      </w:r>
+      <w:r>
+        <w:t xml:space="preserve">and the number is never wrong even if you reorder things later.</w:t>
+      </w:r>
+    </w:p>
+    <w:p>
+      <w:pPr>
+        <w:pStyle w:val="BodyText"/>
+      </w:pPr>
+      <w:r>
+        <w:t xml:space="preserve">Give your table chunk the label</w:t>
+      </w:r>
+      <w:r>
+        <w:t xml:space="preserve"> </w:t>
+      </w:r>
+      <w:r>
+        <w:rPr>
+          <w:rStyle w:val="VerbatimChar"/>
+        </w:rPr>
+        <w:t xml:space="preserve">#| label: tbl-summary</w:t>
+      </w:r>
+      <w:r>
+        <w:t xml:space="preserve"> </w:t>
+      </w:r>
+      <w:r>
+        <w:t xml:space="preserve">and a caption</w:t>
+      </w:r>
+      <w:r>
+        <w:t xml:space="preserve"> </w:t>
+      </w:r>
+      <w:r>
+        <w:rPr>
+          <w:rStyle w:val="VerbatimChar"/>
+        </w:rPr>
+        <w:t xml:space="preserve">#| tbl-cap: "..."</w:t>
+      </w:r>
+      <w:r>
+        <w:t xml:space="preserve">. Give your figure chunk</w:t>
+      </w:r>
+      <w:r>
+        <w:t xml:space="preserve"> </w:t>
+      </w:r>
+      <w:r>
+        <w:rPr>
+          <w:rStyle w:val="VerbatimChar"/>
+        </w:rPr>
+        <w:t xml:space="preserve">#| label: fig-leaf</w:t>
+      </w:r>
+      <w:r>
+        <w:t xml:space="preserve"> </w:t>
+      </w:r>
+      <w:r>
+        <w:t xml:space="preserve">and</w:t>
+      </w:r>
+      <w:r>
+        <w:t xml:space="preserve"> </w:t>
+      </w:r>
+      <w:r>
+        <w:rPr>
+          <w:rStyle w:val="VerbatimChar"/>
+        </w:rPr>
+        <w:t xml:space="preserve">#| fig-cap: "..."</w:t>
+      </w:r>
+      <w:r>
+        <w:t xml:space="preserve">. Then, in your Results prose, reference them by typing</w:t>
+      </w:r>
+      <w:r>
+        <w:t xml:space="preserve"> </w:t>
+      </w:r>
+      <w:r>
+        <w:rPr>
+          <w:rStyle w:val="VerbatimChar"/>
+        </w:rPr>
+        <w:t xml:space="preserve">@tbl-summary</w:t>
+      </w:r>
+      <w:r>
+        <w:t xml:space="preserve"> </w:t>
+      </w:r>
+      <w:r>
+        <w:t xml:space="preserve">and</w:t>
+      </w:r>
+      <w:r>
+        <w:t xml:space="preserve"> </w:t>
+      </w:r>
+      <w:r>
+        <w:rPr>
+          <w:rStyle w:val="VerbatimChar"/>
+        </w:rPr>
+        <w:t xml:space="preserve">@fig-leaf</w:t>
+      </w:r>
+      <w:r>
+        <w:t xml:space="preserve"> </w:t>
+      </w:r>
+      <w:r>
+        <w:t xml:space="preserve">instead of writing</w:t>
+      </w:r>
+      <w:r>
+        <w:t xml:space="preserve"> </w:t>
+      </w:r>
+      <w:r>
+        <w:t xml:space="preserve">“the table above”</w:t>
+      </w:r>
+      <w:r>
+        <w:t xml:space="preserve"> </w:t>
+      </w:r>
+      <w:r>
+        <w:t xml:space="preserve">or</w:t>
+      </w:r>
+      <w:r>
+        <w:t xml:space="preserve"> </w:t>
+      </w:r>
+      <w:r>
+        <w:t xml:space="preserve">“the figure below.”</w:t>
+      </w:r>
+    </w:p>
+    <w:p>
+      <w:pPr>
+        <w:pStyle w:val="BodyText"/>
+      </w:pPr>
+      <w:r>
+        <w:t xml:space="preserve">Also add</w:t>
+      </w:r>
+      <w:r>
+        <w:t xml:space="preserve"> </w:t>
+      </w:r>
+      <w:r>
+        <w:rPr>
+          <w:b/>
+          <w:bCs/>
+        </w:rPr>
+        <w:t xml:space="preserve">one callout block</w:t>
+      </w:r>
+      <w:r>
+        <w:t xml:space="preserve"> </w:t>
+      </w:r>
+      <w:r>
+        <w:t xml:space="preserve">of your own —</w:t>
+      </w:r>
+      <w:r>
+        <w:t xml:space="preserve"> </w:t>
+      </w:r>
+      <w:r>
+        <w:rPr>
+          <w:rStyle w:val="VerbatimChar"/>
+        </w:rPr>
+        <w:t xml:space="preserve">::: callout-note</w:t>
+      </w:r>
+      <w:r>
+        <w:t xml:space="preserve">,</w:t>
+      </w:r>
+      <w:r>
+        <w:t xml:space="preserve"> </w:t>
+      </w:r>
+      <w:r>
+        <w:rPr>
+          <w:rStyle w:val="VerbatimChar"/>
+        </w:rPr>
+        <w:t xml:space="preserve">::: callout-warning</w:t>
+      </w:r>
+      <w:r>
+        <w:t xml:space="preserve">, or</w:t>
+      </w:r>
+      <w:r>
+        <w:t xml:space="preserve"> </w:t>
+      </w:r>
+      <w:r>
+        <w:rPr>
+          <w:rStyle w:val="VerbatimChar"/>
+        </w:rPr>
+        <w:t xml:space="preserve">::: callout-tip</w:t>
+      </w:r>
+      <w:r>
+        <w:t xml:space="preserve"> </w:t>
+      </w:r>
+      <w:r>
+        <w:t xml:space="preserve">— flagging one real caveat or limitation of your analysis (small sample size, an outlier you kept, an assumption you’re not fully sure holds). You’ve seen dozens of these in the lecture slides; now write one about your own data.</w:t>
+      </w:r>
+    </w:p>
+    <w:p>
+      <w:pPr>
+        <w:pStyle w:val="BlockText"/>
+      </w:pPr>
+      <w:r>
+        <w:rPr>
+          <w:b/>
+          <w:bCs/>
+        </w:rPr>
+        <w:t xml:space="preserve">Q12 — Paste the</w:t>
+      </w:r>
+      <w:r>
+        <w:rPr>
+          <w:b/>
+          <w:bCs/>
+        </w:rPr>
+        <w:t xml:space="preserve"> </w:t>
+      </w:r>
+      <w:r>
+        <w:rPr>
+          <w:rStyle w:val="VerbatimChar"/>
+          <w:b/>
+          <w:bCs/>
+        </w:rPr>
+        <w:t xml:space="preserve">label:</w:t>
+      </w:r>
+      <w:r>
+        <w:rPr>
+          <w:b/>
+          <w:bCs/>
+        </w:rPr>
+        <w:t xml:space="preserve">/</w:t>
+      </w:r>
+      <w:r>
+        <w:rPr>
+          <w:rStyle w:val="VerbatimChar"/>
+          <w:b/>
+          <w:bCs/>
+        </w:rPr>
+        <w:t xml:space="preserve">tbl-cap:</w:t>
+      </w:r>
+      <w:r>
+        <w:rPr>
+          <w:b/>
+          <w:bCs/>
+        </w:rPr>
+        <w:t xml:space="preserve"> </w:t>
+      </w:r>
+      <w:r>
+        <w:rPr>
+          <w:b/>
+          <w:bCs/>
+        </w:rPr>
+        <w:t xml:space="preserve">or</w:t>
+      </w:r>
+      <w:r>
+        <w:rPr>
+          <w:b/>
+          <w:bCs/>
+        </w:rPr>
+        <w:t xml:space="preserve"> </w:t>
+      </w:r>
+      <w:r>
+        <w:rPr>
+          <w:rStyle w:val="VerbatimChar"/>
+          <w:b/>
+          <w:bCs/>
+        </w:rPr>
+        <w:t xml:space="preserve">fig-cap:</w:t>
+      </w:r>
+      <w:r>
+        <w:rPr>
+          <w:b/>
+          <w:bCs/>
+        </w:rPr>
+        <w:t xml:space="preserve"> </w:t>
+      </w:r>
+      <w:r>
+        <w:rPr>
+          <w:b/>
+          <w:bCs/>
+        </w:rPr>
+        <w:t xml:space="preserve">line you added, and the exact sentence where you used</w:t>
+      </w:r>
+      <w:r>
+        <w:rPr>
+          <w:b/>
+          <w:bCs/>
+        </w:rPr>
+        <w:t xml:space="preserve"> </w:t>
+      </w:r>
+      <w:r>
+        <w:rPr>
+          <w:rStyle w:val="VerbatimChar"/>
+          <w:b/>
+          <w:bCs/>
+        </w:rPr>
+        <w:t xml:space="preserve">@tbl-summary</w:t>
+      </w:r>
+      <w:r>
+        <w:rPr>
+          <w:b/>
+          <w:bCs/>
+        </w:rPr>
+        <w:t xml:space="preserve"> </w:t>
+      </w:r>
+      <w:r>
+        <w:rPr>
+          <w:b/>
+          <w:bCs/>
+        </w:rPr>
+        <w:t xml:space="preserve">or</w:t>
+      </w:r>
+      <w:r>
+        <w:rPr>
+          <w:b/>
+          <w:bCs/>
+        </w:rPr>
+        <w:t xml:space="preserve"> </w:t>
+      </w:r>
+      <w:r>
+        <w:rPr>
+          <w:rStyle w:val="VerbatimChar"/>
+          <w:b/>
+          <w:bCs/>
+        </w:rPr>
+        <w:t xml:space="preserve">@fig-leaf</w:t>
+      </w:r>
+      <w:r>
+        <w:rPr>
+          <w:b/>
+          <w:bCs/>
+        </w:rPr>
+        <w:t xml:space="preserve">:</w:t>
+      </w:r>
+    </w:p>
+    <w:p>
+      <w:r>
+        <w:pict>
+          <v:rect style="width:0;height:1.5pt" o:hralign="center" o:hrstd="t" o:hr="t"/>
+        </w:pict>
+      </w:r>
+    </w:p>
+    <w:p>
+      <w:pPr>
+        <w:pStyle w:val="BlockText"/>
+      </w:pPr>
+      <w:r>
+        <w:rPr>
+          <w:b/>
+          <w:bCs/>
+        </w:rPr>
+        <w:t xml:space="preserve">Q13 — What does your callout block say, and why did you pick that caveat specifically (not a generic one)?</w:t>
+      </w:r>
+    </w:p>
+    <w:p>
+      <w:r>
+        <w:pict>
+          <v:rect style="width:0;height:1.5pt" o:hralign="center" o:hrstd="t" o:hr="t"/>
+        </w:pict>
+      </w:r>
+    </w:p>
+    <w:p>
+      <w:r>
+        <w:pict>
+          <v:rect style="width:0;height:1.5pt" o:hralign="center" o:hrstd="t" o:hr="t"/>
+        </w:pict>
+      </w:r>
+    </w:p>
+    <w:bookmarkEnd w:id="27"/>
+    <w:bookmarkStart w:id="28" w:name="part-8-predict-then-check-by-hand"/>
+    <w:p>
+      <w:pPr>
+        <w:pStyle w:val="Heading1"/>
+      </w:pPr>
+      <w:r>
+        <w:t xml:space="preserve">Part 8 · Predict, then check — by hand</w:t>
+      </w:r>
+    </w:p>
+    <w:p>
+      <w:pPr>
+        <w:pStyle w:val="FirstParagraph"/>
+      </w:pPr>
+      <w:r>
+        <w:rPr>
+          <w:b/>
+          <w:bCs/>
+        </w:rPr>
+        <w:t xml:space="preserve">Before</w:t>
+      </w:r>
+      <w:r>
+        <w:t xml:space="preserve"> </w:t>
+      </w:r>
+      <w:r>
+        <w:t xml:space="preserve">you touch the YAML or any chunk options for this part, get a piece of paper.</w:t>
+      </w:r>
+    </w:p>
+    <w:p>
+      <w:pPr>
+        <w:pStyle w:val="BodyText"/>
+      </w:pPr>
+      <w:r>
+        <w:t xml:space="preserve">By hand, sketch or describe: if you added</w:t>
+      </w:r>
+      <w:r>
+        <w:t xml:space="preserve"> </w:t>
+      </w:r>
+      <w:r>
+        <w:rPr>
+          <w:rStyle w:val="VerbatimChar"/>
+        </w:rPr>
+        <w:t xml:space="preserve">#| echo: false</w:t>
+      </w:r>
+      <w:r>
+        <w:t xml:space="preserve"> </w:t>
+      </w:r>
+      <w:r>
+        <w:t xml:space="preserve">to</w:t>
+      </w:r>
+      <w:r>
+        <w:t xml:space="preserve"> </w:t>
+      </w:r>
+      <w:r>
+        <w:rPr>
+          <w:i/>
+          <w:iCs/>
+        </w:rPr>
+        <w:t xml:space="preserve">only</w:t>
+      </w:r>
+      <w:r>
+        <w:t xml:space="preserve"> </w:t>
+      </w:r>
+      <w:r>
+        <w:t xml:space="preserve">the chunk that computes your group means/model (not the whole document), what exactly would change in the rendered Word document — and what would stay exactly the same? Be specific about which chunks are affected.</w:t>
+      </w:r>
+    </w:p>
+    <w:p>
+      <w:pPr>
+        <w:pStyle w:val="BodyText"/>
+      </w:pPr>
+      <w:r>
+        <w:t xml:space="preserve">Then make that change, render, and — still by hand, under your prediction — write whether you were right, and if not, what actually happened.</w:t>
+      </w:r>
+    </w:p>
+    <w:p>
+      <w:pPr>
+        <w:pStyle w:val="BlockText"/>
+      </w:pPr>
+      <w:r>
+        <w:rPr>
+          <w:b/>
+          <w:bCs/>
+        </w:rPr>
+        <w:t xml:space="preserve">Photo of Part 8 goes here:</w:t>
+      </w:r>
+    </w:p>
+    <w:p>
+      <w:pPr>
+        <w:pStyle w:val="BlockText"/>
+      </w:pPr>
+      <w:r>
+        <w:rPr>
+          <w:rStyle w:val="VerbatimChar"/>
+        </w:rPr>
+        <w:t xml:space="preserve">![](figures/q_part8_handwriting.jpg)</w:t>
+      </w:r>
+    </w:p>
+    <w:p>
+      <w:r>
+        <w:pict>
+          <v:rect style="width:0;height:1.5pt" o:hralign="center" o:hrstd="t" o:hr="t"/>
+        </w:pict>
+      </w:r>
+    </w:p>
+    <w:bookmarkEnd w:id="28"/>
+    <w:bookmarkStart w:id="29" w:name="part-9-explain-it-by-hand"/>
+    <w:p>
+      <w:pPr>
+        <w:pStyle w:val="Heading1"/>
+      </w:pPr>
+      <w:r>
+        <w:t xml:space="preserve">Part 9 · Explain it, by hand</w:t>
+      </w:r>
+    </w:p>
+    <w:p>
+      <w:pPr>
+        <w:pStyle w:val="FirstParagraph"/>
+      </w:pPr>
+      <w:r>
+        <w:t xml:space="preserve">Answer the following by hand, in your own words, as if explaining to a classmate who missed this unit — no textbook phrasing.</w:t>
       </w:r>
     </w:p>
     <w:p>
@@ -1685,7 +2394,23 @@
         </w:numPr>
       </w:pPr>
       <w:r>
-        <w:t xml:space="preserve">Your</w:t>
+        <w:t xml:space="preserve">Point to</w:t>
+      </w:r>
+      <w:r>
+        <w:t xml:space="preserve"> </w:t>
+      </w:r>
+      <w:r>
+        <w:rPr>
+          <w:b/>
+          <w:bCs/>
+        </w:rPr>
+        <w:t xml:space="preserve">one specific chunk in your own report</w:t>
+      </w:r>
+      <w:r>
+        <w:t xml:space="preserve"> </w:t>
+      </w:r>
+      <w:r>
+        <w:t xml:space="preserve">and explain why you set</w:t>
       </w:r>
       <w:r>
         <w:t xml:space="preserve"> </w:t>
@@ -1694,23 +2419,133 @@
         <w:rPr>
           <w:rStyle w:val="VerbatimChar"/>
         </w:rPr>
-        <w:t xml:space="preserve">.qmd</w:t>
-      </w:r>
-      <w:r>
-        <w:t xml:space="preserve"> </w:t>
-      </w:r>
-      <w:r>
-        <w:t xml:space="preserve">file renders to Word with</w:t>
-      </w:r>
-      <w:r>
-        <w:t xml:space="preserve"> </w:t>
-      </w:r>
-      <w:r>
-        <w:rPr>
-          <w:b/>
-          <w:bCs/>
-        </w:rPr>
-        <w:t xml:space="preserve">no errors</w:t>
+        <w:t xml:space="preserve">echo</w:t>
+      </w:r>
+      <w:r>
+        <w:t xml:space="preserve"> </w:t>
+      </w:r>
+      <w:r>
+        <w:t xml:space="preserve">the way you did for</w:t>
+      </w:r>
+      <w:r>
+        <w:t xml:space="preserve"> </w:t>
+      </w:r>
+      <w:r>
+        <w:rPr>
+          <w:i/>
+          <w:iCs/>
+        </w:rPr>
+        <w:t xml:space="preserve">that</w:t>
+      </w:r>
+      <w:r>
+        <w:t xml:space="preserve"> </w:t>
+      </w:r>
+      <w:r>
+        <w:t xml:space="preserve">chunk specifically (not in general — for that one).</w:t>
+      </w:r>
+    </w:p>
+    <w:p>
+      <w:pPr>
+        <w:pStyle w:val="Compact"/>
+        <w:numPr>
+          <w:ilvl w:val="0"/>
+          <w:numId w:val="1004"/>
+        </w:numPr>
+      </w:pPr>
+      <w:r>
+        <w:t xml:space="preserve">If someone changed one number in your raw data file, walk through</w:t>
+      </w:r>
+      <w:r>
+        <w:t xml:space="preserve"> </w:t>
+      </w:r>
+      <w:r>
+        <w:rPr>
+          <w:b/>
+          <w:bCs/>
+        </w:rPr>
+        <w:t xml:space="preserve">exactly what would happen</w:t>
+      </w:r>
+      <w:r>
+        <w:t xml:space="preserve"> </w:t>
+      </w:r>
+      <w:r>
+        <w:t xml:space="preserve">the next time you pressed Render — which chunks rerun, which sentences change, which don’t.</w:t>
+      </w:r>
+    </w:p>
+    <w:p>
+      <w:pPr>
+        <w:pStyle w:val="Compact"/>
+        <w:numPr>
+          <w:ilvl w:val="0"/>
+          <w:numId w:val="1004"/>
+        </w:numPr>
+      </w:pPr>
+      <w:r>
+        <w:t xml:space="preserve">Your report has at least one number from inline code. If you had typed that number by hand instead, name one concrete way that could have gone wrong for</w:t>
+      </w:r>
+      <w:r>
+        <w:t xml:space="preserve"> </w:t>
+      </w:r>
+      <w:r>
+        <w:rPr>
+          <w:i/>
+          <w:iCs/>
+        </w:rPr>
+        <w:t xml:space="preserve">your</w:t>
+      </w:r>
+      <w:r>
+        <w:t xml:space="preserve"> </w:t>
+      </w:r>
+      <w:r>
+        <w:t xml:space="preserve">analysis specifically.</w:t>
+      </w:r>
+    </w:p>
+    <w:p>
+      <w:pPr>
+        <w:pStyle w:val="BlockText"/>
+      </w:pPr>
+      <w:r>
+        <w:rPr>
+          <w:b/>
+          <w:bCs/>
+        </w:rPr>
+        <w:t xml:space="preserve">Photo of Part 9 goes here:</w:t>
+      </w:r>
+    </w:p>
+    <w:p>
+      <w:pPr>
+        <w:pStyle w:val="BlockText"/>
+      </w:pPr>
+      <w:r>
+        <w:rPr>
+          <w:rStyle w:val="VerbatimChar"/>
+        </w:rPr>
+        <w:t xml:space="preserve">![](figures/q_part9_handwriting.jpg)</w:t>
+      </w:r>
+    </w:p>
+    <w:p>
+      <w:r>
+        <w:pict>
+          <v:rect style="width:0;height:1.5pt" o:hralign="center" o:hrstd="t" o:hr="t"/>
+        </w:pict>
+      </w:r>
+    </w:p>
+    <w:bookmarkEnd w:id="29"/>
+    <w:bookmarkStart w:id="30" w:name="submission-checklist"/>
+    <w:p>
+      <w:pPr>
+        <w:pStyle w:val="Heading1"/>
+      </w:pPr>
+      <w:r>
+        <w:t xml:space="preserve">Submission checklist</w:t>
+      </w:r>
+    </w:p>
+    <w:p>
+      <w:pPr>
+        <w:pStyle w:val="FirstParagraph"/>
+      </w:pPr>
+      <w:r>
+        <w:t xml:space="preserve">Before uploading to Canvas, confirm:</w:t>
       </w:r>
     </w:p>
     <w:p>
@@ -1722,17 +2557,32 @@
         </w:numPr>
       </w:pPr>
       <w:r>
-        <w:t xml:space="preserve">The Word document has a</w:t>
-      </w:r>
-      <w:r>
-        <w:t xml:space="preserve"> </w:t>
-      </w:r>
-      <w:r>
-        <w:rPr>
-          <w:b/>
-          <w:bCs/>
-        </w:rPr>
-        <w:t xml:space="preserve">title, table of contents, and numbered sections</w:t>
+        <w:t xml:space="preserve">Your</w:t>
+      </w:r>
+      <w:r>
+        <w:t xml:space="preserve"> </w:t>
+      </w:r>
+      <w:r>
+        <w:rPr>
+          <w:rStyle w:val="VerbatimChar"/>
+        </w:rPr>
+        <w:t xml:space="preserve">.qmd</w:t>
+      </w:r>
+      <w:r>
+        <w:t xml:space="preserve"> </w:t>
+      </w:r>
+      <w:r>
+        <w:t xml:space="preserve">file renders to Word with</w:t>
+      </w:r>
+      <w:r>
+        <w:t xml:space="preserve"> </w:t>
+      </w:r>
+      <w:r>
+        <w:rPr>
+          <w:b/>
+          <w:bCs/>
+        </w:rPr>
+        <w:t xml:space="preserve">no errors</w:t>
       </w:r>
     </w:p>
     <w:p>
@@ -1744,23 +2594,17 @@
         </w:numPr>
       </w:pPr>
       <w:r>
-        <w:t xml:space="preserve">Libraries and data load in</w:t>
-      </w:r>
-      <w:r>
-        <w:t xml:space="preserve"> </w:t>
-      </w:r>
-      <w:r>
-        <w:rPr>
-          <w:b/>
-          <w:bCs/>
-        </w:rPr>
-        <w:t xml:space="preserve">named chunks</w:t>
-      </w:r>
-      <w:r>
-        <w:t xml:space="preserve"> </w:t>
-      </w:r>
-      <w:r>
-        <w:t xml:space="preserve">above everything that uses them</w:t>
+        <w:t xml:space="preserve">The Word document has a</w:t>
+      </w:r>
+      <w:r>
+        <w:t xml:space="preserve"> </w:t>
+      </w:r>
+      <w:r>
+        <w:rPr>
+          <w:b/>
+          <w:bCs/>
+        </w:rPr>
+        <w:t xml:space="preserve">title, table of contents, and numbered sections</w:t>
       </w:r>
     </w:p>
     <w:p>
@@ -1772,33 +2616,23 @@
         </w:numPr>
       </w:pPr>
       <w:r>
-        <w:t xml:space="preserve">At least</w:t>
-      </w:r>
-      <w:r>
-        <w:t xml:space="preserve"> </w:t>
-      </w:r>
-      <w:r>
-        <w:rPr>
-          <w:b/>
-          <w:bCs/>
-        </w:rPr>
-        <w:t xml:space="preserve">two numbers</w:t>
-      </w:r>
-      <w:r>
-        <w:t xml:space="preserve"> </w:t>
-      </w:r>
-      <w:r>
-        <w:t xml:space="preserve">in your prose come from</w:t>
-      </w:r>
-      <w:r>
-        <w:t xml:space="preserve"> </w:t>
-      </w:r>
-      <w:r>
-        <w:rPr>
-          <w:b/>
-          <w:bCs/>
-        </w:rPr>
-        <w:t xml:space="preserve">inline code</w:t>
+        <w:t xml:space="preserve">Libraries and data load in</w:t>
+      </w:r>
+      <w:r>
+        <w:t xml:space="preserve"> </w:t>
+      </w:r>
+      <w:r>
+        <w:rPr>
+          <w:b/>
+          <w:bCs/>
+        </w:rPr>
+        <w:t xml:space="preserve">named chunks</w:t>
+      </w:r>
+      <w:r>
+        <w:t xml:space="preserve"> </w:t>
+      </w:r>
+      <w:r>
+        <w:t xml:space="preserve">above everything that uses them</w:t>
       </w:r>
     </w:p>
     <w:p>
@@ -1810,36 +2644,33 @@
         </w:numPr>
       </w:pPr>
       <w:r>
-        <w:t xml:space="preserve">The report includes</w:t>
-      </w:r>
-      <w:r>
-        <w:t xml:space="preserve"> </w:t>
-      </w:r>
-      <w:r>
-        <w:rPr>
-          <w:b/>
-          <w:bCs/>
-        </w:rPr>
-        <w:t xml:space="preserve">one table</w:t>
-      </w:r>
-      <w:r>
-        <w:t xml:space="preserve"> </w:t>
-      </w:r>
-      <w:r>
-        <w:t xml:space="preserve">and</w:t>
-      </w:r>
-      <w:r>
-        <w:t xml:space="preserve"> </w:t>
-      </w:r>
-      <w:r>
-        <w:rPr>
-          <w:b/>
-          <w:bCs/>
-        </w:rPr>
-        <w:t xml:space="preserve">one figure</w:t>
-      </w:r>
-      <w:r>
-        <w:t xml:space="preserve">, both from code</w:t>
+        <w:t xml:space="preserve">At least</w:t>
+      </w:r>
+      <w:r>
+        <w:t xml:space="preserve"> </w:t>
+      </w:r>
+      <w:r>
+        <w:rPr>
+          <w:b/>
+          <w:bCs/>
+        </w:rPr>
+        <w:t xml:space="preserve">two numbers</w:t>
+      </w:r>
+      <w:r>
+        <w:t xml:space="preserve"> </w:t>
+      </w:r>
+      <w:r>
+        <w:t xml:space="preserve">in your prose come from</w:t>
+      </w:r>
+      <w:r>
+        <w:t xml:space="preserve"> </w:t>
+      </w:r>
+      <w:r>
+        <w:rPr>
+          <w:b/>
+          <w:bCs/>
+        </w:rPr>
+        <w:t xml:space="preserve">inline code</w:t>
       </w:r>
     </w:p>
     <w:p>
@@ -1851,7 +2682,36 @@
         </w:numPr>
       </w:pPr>
       <w:r>
-        <w:t xml:space="preserve">Introduction, Results, and Discussion sections are written</w:t>
+        <w:t xml:space="preserve">The report includes</w:t>
+      </w:r>
+      <w:r>
+        <w:t xml:space="preserve"> </w:t>
+      </w:r>
+      <w:r>
+        <w:rPr>
+          <w:b/>
+          <w:bCs/>
+        </w:rPr>
+        <w:t xml:space="preserve">one table</w:t>
+      </w:r>
+      <w:r>
+        <w:t xml:space="preserve"> </w:t>
+      </w:r>
+      <w:r>
+        <w:t xml:space="preserve">and</w:t>
+      </w:r>
+      <w:r>
+        <w:t xml:space="preserve"> </w:t>
+      </w:r>
+      <w:r>
+        <w:rPr>
+          <w:b/>
+          <w:bCs/>
+        </w:rPr>
+        <w:t xml:space="preserve">one figure</w:t>
+      </w:r>
+      <w:r>
+        <w:t xml:space="preserve">, both from code</w:t>
       </w:r>
     </w:p>
     <w:p>
@@ -1863,6 +2723,102 @@
         </w:numPr>
       </w:pPr>
       <w:r>
+        <w:t xml:space="preserve">Your table and figure are</w:t>
+      </w:r>
+      <w:r>
+        <w:t xml:space="preserve"> </w:t>
+      </w:r>
+      <w:r>
+        <w:rPr>
+          <w:b/>
+          <w:bCs/>
+        </w:rPr>
+        <w:t xml:space="preserve">cross-referenced</w:t>
+      </w:r>
+      <w:r>
+        <w:t xml:space="preserve"> </w:t>
+      </w:r>
+      <w:r>
+        <w:t xml:space="preserve">by number in your prose (Part 7)</w:t>
+      </w:r>
+    </w:p>
+    <w:p>
+      <w:pPr>
+        <w:pStyle w:val="Compact"/>
+        <w:numPr>
+          <w:ilvl w:val="0"/>
+          <w:numId w:val="1011"/>
+        </w:numPr>
+      </w:pPr>
+      <w:r>
+        <w:t xml:space="preserve">Your report includes</w:t>
+      </w:r>
+      <w:r>
+        <w:t xml:space="preserve"> </w:t>
+      </w:r>
+      <w:r>
+        <w:rPr>
+          <w:b/>
+          <w:bCs/>
+        </w:rPr>
+        <w:t xml:space="preserve">one callout block</w:t>
+      </w:r>
+      <w:r>
+        <w:t xml:space="preserve"> </w:t>
+      </w:r>
+      <w:r>
+        <w:t xml:space="preserve">about a real limitation of your own analysis (Part 7)</w:t>
+      </w:r>
+    </w:p>
+    <w:p>
+      <w:pPr>
+        <w:pStyle w:val="Compact"/>
+        <w:numPr>
+          <w:ilvl w:val="0"/>
+          <w:numId w:val="1012"/>
+        </w:numPr>
+      </w:pPr>
+      <w:r>
+        <w:t xml:space="preserve">Introduction, Results, and Discussion sections are written</w:t>
+      </w:r>
+    </w:p>
+    <w:p>
+      <w:pPr>
+        <w:pStyle w:val="Compact"/>
+        <w:numPr>
+          <w:ilvl w:val="0"/>
+          <w:numId w:val="1013"/>
+        </w:numPr>
+      </w:pPr>
+      <w:r>
+        <w:t xml:space="preserve">Parts 8 and 9 are answered</w:t>
+      </w:r>
+      <w:r>
+        <w:t xml:space="preserve"> </w:t>
+      </w:r>
+      <w:r>
+        <w:rPr>
+          <w:b/>
+          <w:bCs/>
+        </w:rPr>
+        <w:t xml:space="preserve">by hand</w:t>
+      </w:r>
+      <w:r>
+        <w:t xml:space="preserve"> </w:t>
+      </w:r>
+      <w:r>
+        <w:t xml:space="preserve">and embedded as photos, not typed</w:t>
+      </w:r>
+    </w:p>
+    <w:p>
+      <w:pPr>
+        <w:pStyle w:val="Compact"/>
+        <w:numPr>
+          <w:ilvl w:val="0"/>
+          <w:numId w:val="1014"/>
+        </w:numPr>
+      </w:pPr>
+      <w:r>
         <w:t xml:space="preserve">You are submitting</w:t>
       </w:r>
       <w:r>
@@ -1913,8 +2869,8 @@
         </w:pict>
       </w:r>
     </w:p>
-    <w:bookmarkEnd w:id="25"/>
-    <w:bookmarkStart w:id="26" w:name="going-further-optional-no-points"/>
+    <w:bookmarkEnd w:id="30"/>
+    <w:bookmarkStart w:id="31" w:name="going-further-optional-no-points"/>
     <w:p>
       <w:pPr>
         <w:pStyle w:val="Heading1"/>
@@ -2063,7 +3019,7 @@
           <w:i/>
           <w:iCs/>
         </w:rPr>
-        <w:t xml:space="preserve">Reproducibility is the whole point: anyone — including future-you — can open your</w:t>
+        <w:t xml:space="preserve">If you can hand this</w:t>
       </w:r>
       <w:r>
         <w:rPr>
@@ -2085,10 +3041,17 @@
           <w:i/>
           <w:iCs/>
         </w:rPr>
-        <w:t xml:space="preserve">, press Render, and regenerate your exact results.</w:t>
-      </w:r>
-    </w:p>
-    <w:bookmarkEnd w:id="26"/>
+        <w:t xml:space="preserve"> </w:t>
+      </w:r>
+      <w:r>
+        <w:rPr>
+          <w:i/>
+          <w:iCs/>
+        </w:rPr>
+        <w:t xml:space="preserve">to a classmate and they can press Render and get your same numbers and figures back, you’ve done the assignment — that’s the standard we’re grading against.</w:t>
+      </w:r>
+    </w:p>
+    <w:bookmarkEnd w:id="31"/>
     <w:sectPr>
       <w:pgSz w:h="15840" w:w="12240"/>
       <w:pgMar w:bottom="1440" w:footer="720" w:gutter="0" w:header="720" w:left="1440" w:right="1440" w:top="1440"/>
@@ -2504,7 +3467,34 @@
     </w:lvlOverride>
   </w:num>
   <w:num w:numId="1004">
-    <w:abstractNumId w:val="992"/>
+    <w:abstractNumId w:val="99411"/>
+    <w:lvlOverride w:ilvl="0">
+      <w:startOverride w:val="1"/>
+    </w:lvlOverride>
+    <w:lvlOverride w:ilvl="1">
+      <w:startOverride w:val="1"/>
+    </w:lvlOverride>
+    <w:lvlOverride w:ilvl="2">
+      <w:startOverride w:val="1"/>
+    </w:lvlOverride>
+    <w:lvlOverride w:ilvl="3">
+      <w:startOverride w:val="1"/>
+    </w:lvlOverride>
+    <w:lvlOverride w:ilvl="4">
+      <w:startOverride w:val="1"/>
+    </w:lvlOverride>
+    <w:lvlOverride w:ilvl="5">
+      <w:startOverride w:val="1"/>
+    </w:lvlOverride>
+    <w:lvlOverride w:ilvl="6">
+      <w:startOverride w:val="1"/>
+    </w:lvlOverride>
+    <w:lvlOverride w:ilvl="7">
+      <w:startOverride w:val="1"/>
+    </w:lvlOverride>
+    <w:lvlOverride w:ilvl="8">
+      <w:startOverride w:val="1"/>
+    </w:lvlOverride>
   </w:num>
   <w:num w:numId="1005">
     <w:abstractNumId w:val="992"/>
@@ -2522,6 +3512,18 @@
     <w:abstractNumId w:val="992"/>
   </w:num>
   <w:num w:numId="1010">
+    <w:abstractNumId w:val="992"/>
+  </w:num>
+  <w:num w:numId="1011">
+    <w:abstractNumId w:val="992"/>
+  </w:num>
+  <w:num w:numId="1012">
+    <w:abstractNumId w:val="992"/>
+  </w:num>
+  <w:num w:numId="1013">
+    <w:abstractNumId w:val="992"/>
+  </w:num>
+  <w:num w:numId="1014">
     <w:abstractNumId w:val="992"/>
   </w:num>
 </w:numbering>
